--- a/Sachin_Resume_.docx
+++ b/Sachin_Resume_.docx
@@ -40,7 +40,25 @@
           <w:sz w:val="18"/>
           <w:szCs w:val="18"/>
         </w:rPr>
-        <w:t>bhadouriya725@gmail.com</w:t>
+        <w:t>bhadouriya</w:t>
+      </w:r>
+      <w:r>
+        <w:rPr>
+          <w:rFonts w:ascii="Calibri" w:eastAsia="Calibri" w:hAnsi="Calibri" w:cs="Calibri"/>
+          <w:color w:val="555555"/>
+          <w:sz w:val="18"/>
+          <w:szCs w:val="18"/>
+        </w:rPr>
+        <w:t>s</w:t>
+      </w:r>
+      <w:r>
+        <w:rPr>
+          <w:rFonts w:ascii="Calibri" w:eastAsia="Calibri" w:hAnsi="Calibri" w:cs="Calibri"/>
+          <w:color w:val="555555"/>
+          <w:sz w:val="18"/>
+          <w:szCs w:val="18"/>
+        </w:rPr>
+        <w:t>725@gmail.com</w:t>
       </w:r>
       <w:r>
         <w:rPr>
@@ -1506,6 +1524,7 @@
   <w:style w:type="character" w:default="1" w:styleId="DefaultParagraphFont">
     <w:name w:val="Default Paragraph Font"/>
     <w:uiPriority w:val="1"/>
+    <w:semiHidden/>
     <w:unhideWhenUsed/>
   </w:style>
   <w:style w:type="table" w:default="1" w:styleId="TableNormal">
